--- a/НИР_ЭДО_7стран_и_практика/01_ЭДО_в_целом/03_Сербия_ЭДО.docx
+++ b/НИР_ЭДО_7стран_и_практика/01_ЭДО_в_целом/03_Сербия_ЭДО.docx
@@ -11,6 +11,7 @@
         <w:rPr>
           <w:rFonts w:ascii="Calibri" w:hAnsi="Calibri" w:eastAsia="Calibri"/>
           <w:b/>
+          <w:i w:val="0"/>
           <w:color w:val="1F4E79"/>
           <w:sz w:val="44"/>
         </w:rPr>
@@ -25,10 +26,26 @@
         <w:rPr>
           <w:rFonts w:ascii="Calibri" w:hAnsi="Calibri" w:eastAsia="Calibri"/>
           <w:b w:val="0"/>
+          <w:i w:val="0"/>
           <w:color w:val="535353"/>
           <w:sz w:val="26"/>
         </w:rPr>
         <w:t>Электронный документооборот в целом. Сравнение с Российской Федерацией</w:t>
+      </w:r>
+    </w:p>
+    <w:p>
+      <w:pPr>
+        <w:spacing w:after="160"/>
+      </w:pPr>
+      <w:r>
+        <w:rPr>
+          <w:rFonts w:ascii="Calibri" w:hAnsi="Calibri" w:eastAsia="Calibri"/>
+          <w:b w:val="0"/>
+          <w:i w:val="0"/>
+          <w:color w:val="535353"/>
+          <w:sz w:val="22"/>
+        </w:rPr>
+        <w:t>Сравнительный анализ зарубежного регулирования электронного документооборота (ЭДО) с правовой моделью Российской Федерации. Актуализация: август 2026 г.</w:t>
       </w:r>
     </w:p>
     <w:p>
@@ -39,10 +56,11 @@
         <w:rPr>
           <w:rFonts w:ascii="Calibri" w:hAnsi="Calibri" w:eastAsia="Calibri"/>
           <w:b w:val="0"/>
+          <w:i/>
           <w:color w:val="535353"/>
-          <w:sz w:val="22"/>
+          <w:sz w:val="20"/>
         </w:rPr>
-        <w:t>Сравнительный анализ зарубежного регулирования электронного документооборота (ЭДО) с правовой моделью Российской Федерации. Актуализация: август 2026 г.</w:t>
+        <w:t>Как проверить. После каждого блока фактов — строка «Проверить» с кликабельной ссылкой на официальный текст закона, судебное решение или первоисточник. Рекомендации («что добавить / не переносить») — выводы автора НИР, но рядом указаны нормы, на которые они опираются. Номера дел не вымышлены.</w:t>
       </w:r>
     </w:p>
     <w:p>
@@ -58,40 +76,316 @@
         <w:rPr>
           <w:rFonts w:ascii="Calibri" w:hAnsi="Calibri" w:eastAsia="Calibri"/>
           <w:b w:val="0"/>
+          <w:i w:val="0"/>
           <w:sz w:val="24"/>
         </w:rPr>
         <w:t>Основные акты: Закон об электронном документе, электронной идентификации и услугах доверия (Сл. гласник РС 94/2017, 52/2021); Судски пословник ст. 157а</w:t>
       </w:r>
     </w:p>
     <w:p>
+      <w:pPr>
+        <w:spacing w:before="0" w:after="200"/>
+      </w:pPr>
       <w:r>
         <w:rPr>
           <w:rFonts w:ascii="Calibri" w:hAnsi="Calibri" w:eastAsia="Calibri"/>
           <w:b w:val="0"/>
+          <w:i/>
+          <w:color w:val="535353"/>
+          <w:sz w:val="18"/>
+        </w:rPr>
+        <w:t xml:space="preserve">Проверить: </w:t>
+      </w:r>
+      <w:hyperlink r:id="rId9">
+        <w:r>
+          <w:rPr>
+            <w:color w:val="0563C1"/>
+            <w:u w:val="single"/>
+            <w:sz w:val="18"/>
+            <w:rFonts w:ascii="Calibri" w:hAnsi="Calibri"/>
+          </w:rPr>
+          <w:t xml:space="preserve">Закон об электронном документе РС 94/2017 (Paragraf)</w:t>
+        </w:r>
+      </w:hyperlink>
+      <w:r>
+        <w:rPr>
+          <w:rFonts w:ascii="Calibri" w:hAnsi="Calibri" w:eastAsia="Calibri"/>
+          <w:b w:val="0"/>
+          <w:i w:val="0"/>
+          <w:color w:val="535353"/>
+          <w:sz w:val="18"/>
+        </w:rPr>
+        <w:t xml:space="preserve">  ·  </w:t>
+      </w:r>
+      <w:hyperlink r:id="rId10">
+        <w:r>
+          <w:rPr>
+            <w:color w:val="0563C1"/>
+            <w:u w:val="single"/>
+            <w:sz w:val="18"/>
+            <w:rFonts w:ascii="Calibri" w:hAnsi="Calibri"/>
+          </w:rPr>
+          <w:t xml:space="preserve">Подача жалобы e‑mail / QES, Конституционный суд, XI.2023 (обзор PR Legal)</w:t>
+        </w:r>
+      </w:hyperlink>
+      <w:r>
+        <w:rPr>
+          <w:rFonts w:ascii="Calibri" w:hAnsi="Calibri" w:eastAsia="Calibri"/>
+          <w:b w:val="0"/>
+          <w:i w:val="0"/>
+          <w:color w:val="535353"/>
+          <w:sz w:val="18"/>
+        </w:rPr>
+        <w:t xml:space="preserve">  ·  </w:t>
+      </w:r>
+      <w:hyperlink r:id="rId11">
+        <w:r>
+          <w:rPr>
+            <w:color w:val="0563C1"/>
+            <w:u w:val="single"/>
+            <w:sz w:val="18"/>
+            <w:rFonts w:ascii="Calibri" w:hAnsi="Calibri"/>
+          </w:rPr>
+          <w:t xml:space="preserve">Высший суд Ниша: приём электронных подач, QES</w:t>
+        </w:r>
+      </w:hyperlink>
+    </w:p>
+    <w:p>
+      <w:r>
+        <w:rPr>
+          <w:rFonts w:ascii="Calibri" w:hAnsi="Calibri" w:eastAsia="Calibri"/>
+          <w:b w:val="0"/>
+          <w:i w:val="0"/>
           <w:sz w:val="24"/>
         </w:rPr>
         <w:t>Сербский закон 2017/2021 гг. скопировал логику eIDAS: простая, усовершенствованная и квалифицированная подпись; QES = собственноручная. Сделки, требующие нотариального удостоверения, электронной подписью не подписываются.</w:t>
       </w:r>
     </w:p>
     <w:p>
+      <w:pPr>
+        <w:spacing w:before="0" w:after="200"/>
+      </w:pPr>
       <w:r>
         <w:rPr>
           <w:rFonts w:ascii="Calibri" w:hAnsi="Calibri" w:eastAsia="Calibri"/>
           <w:b w:val="0"/>
+          <w:i/>
+          <w:color w:val="535353"/>
+          <w:sz w:val="18"/>
+        </w:rPr>
+        <w:t xml:space="preserve">Проверить: </w:t>
+      </w:r>
+      <w:hyperlink r:id="rId9">
+        <w:r>
+          <w:rPr>
+            <w:color w:val="0563C1"/>
+            <w:u w:val="single"/>
+            <w:sz w:val="18"/>
+            <w:rFonts w:ascii="Calibri" w:hAnsi="Calibri"/>
+          </w:rPr>
+          <w:t xml:space="preserve">Закон об электронном документе РС 94/2017 (Paragraf)</w:t>
+        </w:r>
+      </w:hyperlink>
+      <w:r>
+        <w:rPr>
+          <w:rFonts w:ascii="Calibri" w:hAnsi="Calibri" w:eastAsia="Calibri"/>
+          <w:b w:val="0"/>
+          <w:i w:val="0"/>
+          <w:color w:val="535353"/>
+          <w:sz w:val="18"/>
+        </w:rPr>
+        <w:t xml:space="preserve">  ·  </w:t>
+      </w:r>
+      <w:hyperlink r:id="rId10">
+        <w:r>
+          <w:rPr>
+            <w:color w:val="0563C1"/>
+            <w:u w:val="single"/>
+            <w:sz w:val="18"/>
+            <w:rFonts w:ascii="Calibri" w:hAnsi="Calibri"/>
+          </w:rPr>
+          <w:t xml:space="preserve">Подача жалобы e‑mail / QES, Конституционный суд, XI.2023 (обзор PR Legal)</w:t>
+        </w:r>
+      </w:hyperlink>
+      <w:r>
+        <w:rPr>
+          <w:rFonts w:ascii="Calibri" w:hAnsi="Calibri" w:eastAsia="Calibri"/>
+          <w:b w:val="0"/>
+          <w:i w:val="0"/>
+          <w:color w:val="535353"/>
+          <w:sz w:val="18"/>
+        </w:rPr>
+        <w:t xml:space="preserve">  ·  </w:t>
+      </w:r>
+      <w:hyperlink r:id="rId11">
+        <w:r>
+          <w:rPr>
+            <w:color w:val="0563C1"/>
+            <w:u w:val="single"/>
+            <w:sz w:val="18"/>
+            <w:rFonts w:ascii="Calibri" w:hAnsi="Calibri"/>
+          </w:rPr>
+          <w:t xml:space="preserve">Высший суд Ниша: приём электронных подач, QES</w:t>
+        </w:r>
+      </w:hyperlink>
+    </w:p>
+    <w:p>
+      <w:r>
+        <w:rPr>
+          <w:rFonts w:ascii="Calibri" w:hAnsi="Calibri" w:eastAsia="Calibri"/>
+          <w:b w:val="0"/>
+          <w:i w:val="0"/>
           <w:sz w:val="24"/>
         </w:rPr>
         <w:t>Практика судов формалистична. Конституционный суд (ноябрь 2023 г.) не счёл электронную жалобу поданной, потому что она ушла не на адрес для электронных подач и не была подписана QES заявителя. Апелляционный суд в Нише (Gž 1664/20, 16.09.2020) отклонил электронную апелляцию адвоката без квалифицированного сертификата как неполную (нет подписи).</w:t>
       </w:r>
     </w:p>
     <w:p>
+      <w:pPr>
+        <w:spacing w:before="0" w:after="200"/>
+      </w:pPr>
       <w:r>
         <w:rPr>
           <w:rFonts w:ascii="Calibri" w:hAnsi="Calibri" w:eastAsia="Calibri"/>
           <w:b w:val="0"/>
+          <w:i/>
+          <w:color w:val="535353"/>
+          <w:sz w:val="18"/>
+        </w:rPr>
+        <w:t xml:space="preserve">Проверить: </w:t>
+      </w:r>
+      <w:hyperlink r:id="rId9">
+        <w:r>
+          <w:rPr>
+            <w:color w:val="0563C1"/>
+            <w:u w:val="single"/>
+            <w:sz w:val="18"/>
+            <w:rFonts w:ascii="Calibri" w:hAnsi="Calibri"/>
+          </w:rPr>
+          <w:t xml:space="preserve">Закон об электронном документе РС 94/2017 (Paragraf)</w:t>
+        </w:r>
+      </w:hyperlink>
+      <w:r>
+        <w:rPr>
+          <w:rFonts w:ascii="Calibri" w:hAnsi="Calibri" w:eastAsia="Calibri"/>
+          <w:b w:val="0"/>
+          <w:i w:val="0"/>
+          <w:color w:val="535353"/>
+          <w:sz w:val="18"/>
+        </w:rPr>
+        <w:t xml:space="preserve">  ·  </w:t>
+      </w:r>
+      <w:hyperlink r:id="rId10">
+        <w:r>
+          <w:rPr>
+            <w:color w:val="0563C1"/>
+            <w:u w:val="single"/>
+            <w:sz w:val="18"/>
+            <w:rFonts w:ascii="Calibri" w:hAnsi="Calibri"/>
+          </w:rPr>
+          <w:t xml:space="preserve">Подача жалобы e‑mail / QES, Конституционный суд, XI.2023 (обзор PR Legal)</w:t>
+        </w:r>
+      </w:hyperlink>
+      <w:r>
+        <w:rPr>
+          <w:rFonts w:ascii="Calibri" w:hAnsi="Calibri" w:eastAsia="Calibri"/>
+          <w:b w:val="0"/>
+          <w:i w:val="0"/>
+          <w:color w:val="535353"/>
+          <w:sz w:val="18"/>
+        </w:rPr>
+        <w:t xml:space="preserve">  ·  </w:t>
+      </w:r>
+      <w:hyperlink r:id="rId11">
+        <w:r>
+          <w:rPr>
+            <w:color w:val="0563C1"/>
+            <w:u w:val="single"/>
+            <w:sz w:val="18"/>
+            <w:rFonts w:ascii="Calibri" w:hAnsi="Calibri"/>
+          </w:rPr>
+          <w:t xml:space="preserve">Высший суд Ниша: приём электронных подач, QES</w:t>
+        </w:r>
+      </w:hyperlink>
+    </w:p>
+    <w:p>
+      <w:r>
+        <w:rPr>
+          <w:rFonts w:ascii="Calibri" w:hAnsi="Calibri" w:eastAsia="Calibri"/>
+          <w:b w:val="0"/>
+          <w:i w:val="0"/>
           <w:sz w:val="24"/>
         </w:rPr>
         <w:t>Трудовой закон сохраняет формальный уклон: электронное оформление трудовых документов на практике рискованно, пока специальная норма не скажет иное. Это важный контраст с законом об электронном документе, который сам по себе «разрешает» ЭДО.</w:t>
       </w:r>
+    </w:p>
+    <w:p>
+      <w:pPr>
+        <w:spacing w:before="0" w:after="200"/>
+      </w:pPr>
+      <w:r>
+        <w:rPr>
+          <w:rFonts w:ascii="Calibri" w:hAnsi="Calibri" w:eastAsia="Calibri"/>
+          <w:b w:val="0"/>
+          <w:i/>
+          <w:color w:val="535353"/>
+          <w:sz w:val="18"/>
+        </w:rPr>
+        <w:t xml:space="preserve">Проверить: </w:t>
+      </w:r>
+      <w:hyperlink r:id="rId9">
+        <w:r>
+          <w:rPr>
+            <w:color w:val="0563C1"/>
+            <w:u w:val="single"/>
+            <w:sz w:val="18"/>
+            <w:rFonts w:ascii="Calibri" w:hAnsi="Calibri"/>
+          </w:rPr>
+          <w:t xml:space="preserve">Закон об электронном документе РС 94/2017 (Paragraf)</w:t>
+        </w:r>
+      </w:hyperlink>
+      <w:r>
+        <w:rPr>
+          <w:rFonts w:ascii="Calibri" w:hAnsi="Calibri" w:eastAsia="Calibri"/>
+          <w:b w:val="0"/>
+          <w:i w:val="0"/>
+          <w:color w:val="535353"/>
+          <w:sz w:val="18"/>
+        </w:rPr>
+        <w:t xml:space="preserve">  ·  </w:t>
+      </w:r>
+      <w:hyperlink r:id="rId10">
+        <w:r>
+          <w:rPr>
+            <w:color w:val="0563C1"/>
+            <w:u w:val="single"/>
+            <w:sz w:val="18"/>
+            <w:rFonts w:ascii="Calibri" w:hAnsi="Calibri"/>
+          </w:rPr>
+          <w:t xml:space="preserve">Подача жалобы e‑mail / QES, Конституционный суд, XI.2023 (обзор PR Legal)</w:t>
+        </w:r>
+      </w:hyperlink>
+      <w:r>
+        <w:rPr>
+          <w:rFonts w:ascii="Calibri" w:hAnsi="Calibri" w:eastAsia="Calibri"/>
+          <w:b w:val="0"/>
+          <w:i w:val="0"/>
+          <w:color w:val="535353"/>
+          <w:sz w:val="18"/>
+        </w:rPr>
+        <w:t xml:space="preserve">  ·  </w:t>
+      </w:r>
+      <w:hyperlink r:id="rId11">
+        <w:r>
+          <w:rPr>
+            <w:color w:val="0563C1"/>
+            <w:u w:val="single"/>
+            <w:sz w:val="18"/>
+            <w:rFonts w:ascii="Calibri" w:hAnsi="Calibri"/>
+          </w:rPr>
+          <w:t xml:space="preserve">Высший суд Ниша: приём электронных подач, QES</w:t>
+        </w:r>
+      </w:hyperlink>
     </w:p>
     <w:p>
       <w:pPr>
@@ -109,6 +403,7 @@
         <w:rPr>
           <w:rFonts w:ascii="Calibri" w:hAnsi="Calibri" w:eastAsia="Calibri"/>
           <w:b w:val="0"/>
+          <w:i w:val="0"/>
           <w:sz w:val="24"/>
         </w:rPr>
         <w:t>eIDAS‑подобная иерархия без членства в ЕС.</w:t>
@@ -122,6 +417,7 @@
         <w:rPr>
           <w:rFonts w:ascii="Calibri" w:hAnsi="Calibri" w:eastAsia="Calibri"/>
           <w:b w:val="0"/>
+          <w:i w:val="0"/>
           <w:sz w:val="24"/>
         </w:rPr>
         <w:t>Судебная подача = QES, иначе документ не существует для срока.</w:t>
@@ -135,10 +431,79 @@
         <w:rPr>
           <w:rFonts w:ascii="Calibri" w:hAnsi="Calibri" w:eastAsia="Calibri"/>
           <w:b w:val="0"/>
+          <w:i w:val="0"/>
           <w:sz w:val="24"/>
         </w:rPr>
         <w:t>Разрыв между IT‑законом и трудовым формализмом.</w:t>
       </w:r>
+    </w:p>
+    <w:p>
+      <w:pPr>
+        <w:spacing w:before="0" w:after="200"/>
+      </w:pPr>
+      <w:r>
+        <w:rPr>
+          <w:rFonts w:ascii="Calibri" w:hAnsi="Calibri" w:eastAsia="Calibri"/>
+          <w:b w:val="0"/>
+          <w:i/>
+          <w:color w:val="535353"/>
+          <w:sz w:val="18"/>
+        </w:rPr>
+        <w:t xml:space="preserve">Проверить: </w:t>
+      </w:r>
+      <w:hyperlink r:id="rId9">
+        <w:r>
+          <w:rPr>
+            <w:color w:val="0563C1"/>
+            <w:u w:val="single"/>
+            <w:sz w:val="18"/>
+            <w:rFonts w:ascii="Calibri" w:hAnsi="Calibri"/>
+          </w:rPr>
+          <w:t xml:space="preserve">Закон об электронном документе РС 94/2017 (Paragraf)</w:t>
+        </w:r>
+      </w:hyperlink>
+      <w:r>
+        <w:rPr>
+          <w:rFonts w:ascii="Calibri" w:hAnsi="Calibri" w:eastAsia="Calibri"/>
+          <w:b w:val="0"/>
+          <w:i w:val="0"/>
+          <w:color w:val="535353"/>
+          <w:sz w:val="18"/>
+        </w:rPr>
+        <w:t xml:space="preserve">  ·  </w:t>
+      </w:r>
+      <w:hyperlink r:id="rId10">
+        <w:r>
+          <w:rPr>
+            <w:color w:val="0563C1"/>
+            <w:u w:val="single"/>
+            <w:sz w:val="18"/>
+            <w:rFonts w:ascii="Calibri" w:hAnsi="Calibri"/>
+          </w:rPr>
+          <w:t xml:space="preserve">Подача жалобы e‑mail / QES, Конституционный суд, XI.2023 (обзор PR Legal)</w:t>
+        </w:r>
+      </w:hyperlink>
+      <w:r>
+        <w:rPr>
+          <w:rFonts w:ascii="Calibri" w:hAnsi="Calibri" w:eastAsia="Calibri"/>
+          <w:b w:val="0"/>
+          <w:i w:val="0"/>
+          <w:color w:val="535353"/>
+          <w:sz w:val="18"/>
+        </w:rPr>
+        <w:t xml:space="preserve">  ·  </w:t>
+      </w:r>
+      <w:hyperlink r:id="rId11">
+        <w:r>
+          <w:rPr>
+            <w:color w:val="0563C1"/>
+            <w:u w:val="single"/>
+            <w:sz w:val="18"/>
+            <w:rFonts w:ascii="Calibri" w:hAnsi="Calibri"/>
+          </w:rPr>
+          <w:t xml:space="preserve">Высший суд Ниша: приём электронных подач, QES</w:t>
+        </w:r>
+      </w:hyperlink>
     </w:p>
     <w:p>
       <w:pPr>
@@ -156,6 +521,7 @@
         <w:rPr>
           <w:rFonts w:ascii="Calibri" w:hAnsi="Calibri" w:eastAsia="Calibri"/>
           <w:b w:val="0"/>
+          <w:i w:val="0"/>
           <w:sz w:val="24"/>
         </w:rPr>
         <w:t>Юридическая сила электронного документа и подписи — прежде всего ФЗ от 06.04.2011 № 63‑ФЗ (ПЭП / УНЭП / УКЭП).</w:t>
@@ -169,6 +535,7 @@
         <w:rPr>
           <w:rFonts w:ascii="Calibri" w:hAnsi="Calibri" w:eastAsia="Calibri"/>
           <w:b w:val="0"/>
+          <w:i w:val="0"/>
           <w:sz w:val="24"/>
         </w:rPr>
         <w:t>B2B‑ЭДО (счета‑фактуры, УПД и др.) — через операторов ЭДО и отраслевые требования ФНС / Минфина.</w:t>
@@ -182,6 +549,7 @@
         <w:rPr>
           <w:rFonts w:ascii="Calibri" w:hAnsi="Calibri" w:eastAsia="Calibri"/>
           <w:b w:val="0"/>
+          <w:i w:val="0"/>
           <w:sz w:val="24"/>
         </w:rPr>
         <w:t>Кадровый ЭДО — ст. 22.1–22.3 ТК РФ (согласие работника, виды ЭП, исключения).</w:t>
@@ -195,6 +563,7 @@
         <w:rPr>
           <w:rFonts w:ascii="Calibri" w:hAnsi="Calibri" w:eastAsia="Calibri"/>
           <w:b w:val="0"/>
+          <w:i w:val="0"/>
           <w:sz w:val="24"/>
         </w:rPr>
         <w:t>Трансграничное признание иностранных ЭП — ст. 7 63‑ФЗ: международные договоры, соглашение сторон, существенная эквивалентность; в ЕАЭС — через службу доверенной третьей стороны (ДТС).</w:t>
@@ -208,10 +577,100 @@
         <w:rPr>
           <w:rFonts w:ascii="Calibri" w:hAnsi="Calibri" w:eastAsia="Calibri"/>
           <w:b w:val="0"/>
+          <w:i w:val="0"/>
           <w:sz w:val="24"/>
         </w:rPr>
         <w:t>С августа 2026: ФЗ от 04.08.2026 № 315‑ФЗ — правила УКЭП для международных (межправительственных) организаций и их филиалов/представительств в РФ; квалифицированный сертификат выдаёт УЦ ФНС России.</w:t>
       </w:r>
+    </w:p>
+    <w:p>
+      <w:pPr>
+        <w:spacing w:before="0" w:after="200"/>
+      </w:pPr>
+      <w:r>
+        <w:rPr>
+          <w:rFonts w:ascii="Calibri" w:hAnsi="Calibri" w:eastAsia="Calibri"/>
+          <w:b w:val="0"/>
+          <w:i/>
+          <w:color w:val="535353"/>
+          <w:sz w:val="18"/>
+        </w:rPr>
+        <w:t xml:space="preserve">Проверить: </w:t>
+      </w:r>
+      <w:hyperlink r:id="rId12">
+        <w:r>
+          <w:rPr>
+            <w:color w:val="0563C1"/>
+            <w:u w:val="single"/>
+            <w:sz w:val="18"/>
+            <w:rFonts w:ascii="Calibri" w:hAnsi="Calibri"/>
+          </w:rPr>
+          <w:t xml:space="preserve">ФЗ от 06.04.2011 № 63‑ФЗ «Об электронной подписи»</w:t>
+        </w:r>
+      </w:hyperlink>
+      <w:r>
+        <w:rPr>
+          <w:rFonts w:ascii="Calibri" w:hAnsi="Calibri" w:eastAsia="Calibri"/>
+          <w:b w:val="0"/>
+          <w:i w:val="0"/>
+          <w:color w:val="535353"/>
+          <w:sz w:val="18"/>
+        </w:rPr>
+        <w:t xml:space="preserve">  ·  </w:t>
+      </w:r>
+      <w:hyperlink r:id="rId13">
+        <w:r>
+          <w:rPr>
+            <w:color w:val="0563C1"/>
+            <w:u w:val="single"/>
+            <w:sz w:val="18"/>
+            <w:rFonts w:ascii="Calibri" w:hAnsi="Calibri"/>
+          </w:rPr>
+          <w:t xml:space="preserve">ТК РФ, ст. 22.1–22.3 (кадровый ЭДО)</w:t>
+        </w:r>
+      </w:hyperlink>
+      <w:r>
+        <w:rPr>
+          <w:rFonts w:ascii="Calibri" w:hAnsi="Calibri" w:eastAsia="Calibri"/>
+          <w:b w:val="0"/>
+          <w:i w:val="0"/>
+          <w:color w:val="535353"/>
+          <w:sz w:val="18"/>
+        </w:rPr>
+        <w:t xml:space="preserve">  ·  </w:t>
+      </w:r>
+      <w:hyperlink r:id="rId14">
+        <w:r>
+          <w:rPr>
+            <w:color w:val="0563C1"/>
+            <w:u w:val="single"/>
+            <w:sz w:val="18"/>
+            <w:rFonts w:ascii="Calibri" w:hAnsi="Calibri"/>
+          </w:rPr>
+          <w:t xml:space="preserve">ФЗ от 04.08.2026 № 315‑ФЗ (УКЭП международных организаций)</w:t>
+        </w:r>
+      </w:hyperlink>
+      <w:r>
+        <w:rPr>
+          <w:rFonts w:ascii="Calibri" w:hAnsi="Calibri" w:eastAsia="Calibri"/>
+          <w:b w:val="0"/>
+          <w:i w:val="0"/>
+          <w:color w:val="535353"/>
+          <w:sz w:val="18"/>
+        </w:rPr>
+        <w:t xml:space="preserve">  ·  </w:t>
+      </w:r>
+      <w:hyperlink r:id="rId15">
+        <w:r>
+          <w:rPr>
+            <w:color w:val="0563C1"/>
+            <w:u w:val="single"/>
+            <w:sz w:val="18"/>
+            <w:rFonts w:ascii="Calibri" w:hAnsi="Calibri"/>
+          </w:rPr>
+          <w:t xml:space="preserve">Решение Коллегии ЕЭК от 22.08.2023 № 120 (ДТС ЕАЭС)</w:t>
+        </w:r>
+      </w:hyperlink>
     </w:p>
     <w:p>
       <w:pPr>
@@ -221,11 +680,12 @@
         <w:rPr>
           <w:rFonts w:ascii="Calibri" w:hAnsi="Calibri" w:eastAsia="Calibri"/>
           <w:b w:val="0"/>
+          <w:i w:val="0"/>
           <w:sz w:val="22"/>
         </w:rPr>
         <w:t xml:space="preserve">ФЗ от 06.04.2011 № 63‑ФЗ «Об электронной подписи»: </w:t>
       </w:r>
-      <w:hyperlink r:id="rId9">
+      <w:hyperlink r:id="rId12">
         <w:r>
           <w:rPr>
             <w:color w:val="0563C1"/>
@@ -245,11 +705,12 @@
         <w:rPr>
           <w:rFonts w:ascii="Calibri" w:hAnsi="Calibri" w:eastAsia="Calibri"/>
           <w:b w:val="0"/>
+          <w:i w:val="0"/>
           <w:sz w:val="22"/>
         </w:rPr>
         <w:t xml:space="preserve">ТК РФ, ст. 22.1–22.3 (кадровый ЭДО): </w:t>
       </w:r>
-      <w:hyperlink r:id="rId10">
+      <w:hyperlink r:id="rId13">
         <w:r>
           <w:rPr>
             <w:color w:val="0563C1"/>
@@ -269,11 +730,12 @@
         <w:rPr>
           <w:rFonts w:ascii="Calibri" w:hAnsi="Calibri" w:eastAsia="Calibri"/>
           <w:b w:val="0"/>
+          <w:i w:val="0"/>
           <w:sz w:val="22"/>
         </w:rPr>
         <w:t xml:space="preserve">ФЗ от 04.08.2026 № 315‑ФЗ (УКЭП международных организаций): </w:t>
       </w:r>
-      <w:hyperlink r:id="rId11">
+      <w:hyperlink r:id="rId14">
         <w:r>
           <w:rPr>
             <w:color w:val="0563C1"/>
@@ -300,14 +762,15 @@
         <w:tblLook w:firstColumn="1" w:firstRow="1" w:lastColumn="0" w:lastRow="0" w:noHBand="0" w:noVBand="1" w:val="04A0"/>
       </w:tblPr>
       <w:tblGrid>
-        <w:gridCol w:w="3175"/>
-        <w:gridCol w:w="3175"/>
-        <w:gridCol w:w="3175"/>
+        <w:gridCol w:w="2381"/>
+        <w:gridCol w:w="2381"/>
+        <w:gridCol w:w="2381"/>
+        <w:gridCol w:w="2381"/>
       </w:tblGrid>
       <w:tr>
         <w:tc>
           <w:tcPr>
-            <w:tcW w:type="dxa" w:w="3175"/>
+            <w:tcW w:type="dxa" w:w="2381"/>
             <w:shd w:fill="1F4E79" w:val="clear"/>
           </w:tcPr>
           <w:p>
@@ -316,6 +779,7 @@
               <w:rPr>
                 <w:rFonts w:ascii="Calibri" w:hAnsi="Calibri" w:eastAsia="Calibri"/>
                 <w:b/>
+                <w:i w:val="0"/>
                 <w:color w:val="FFFFFF"/>
                 <w:sz w:val="20"/>
               </w:rPr>
@@ -325,7 +789,7 @@
         </w:tc>
         <w:tc>
           <w:tcPr>
-            <w:tcW w:type="dxa" w:w="3175"/>
+            <w:tcW w:type="dxa" w:w="2381"/>
             <w:shd w:fill="1F4E79" w:val="clear"/>
           </w:tcPr>
           <w:p>
@@ -334,6 +798,7 @@
               <w:rPr>
                 <w:rFonts w:ascii="Calibri" w:hAnsi="Calibri" w:eastAsia="Calibri"/>
                 <w:b/>
+                <w:i w:val="0"/>
                 <w:color w:val="FFFFFF"/>
                 <w:sz w:val="20"/>
               </w:rPr>
@@ -343,7 +808,7 @@
         </w:tc>
         <w:tc>
           <w:tcPr>
-            <w:tcW w:type="dxa" w:w="3175"/>
+            <w:tcW w:type="dxa" w:w="2381"/>
             <w:shd w:fill="1F4E79" w:val="clear"/>
           </w:tcPr>
           <w:p>
@@ -352,6 +817,7 @@
               <w:rPr>
                 <w:rFonts w:ascii="Calibri" w:hAnsi="Calibri" w:eastAsia="Calibri"/>
                 <w:b/>
+                <w:i w:val="0"/>
                 <w:color w:val="FFFFFF"/>
                 <w:sz w:val="20"/>
               </w:rPr>
@@ -359,11 +825,10 @@
             </w:r>
           </w:p>
         </w:tc>
-      </w:tr>
-      <w:tr>
         <w:tc>
           <w:tcPr>
-            <w:tcW w:type="dxa" w:w="3175"/>
+            <w:tcW w:type="dxa" w:w="2381"/>
+            <w:shd w:fill="1F4E79" w:val="clear"/>
           </w:tcPr>
           <w:p>
             <w:r/>
@@ -371,6 +836,27 @@
               <w:rPr>
                 <w:rFonts w:ascii="Calibri" w:hAnsi="Calibri" w:eastAsia="Calibri"/>
                 <w:b/>
+                <w:i w:val="0"/>
+                <w:color w:val="FFFFFF"/>
+                <w:sz w:val="20"/>
+              </w:rPr>
+              <w:t>Проверить</w:t>
+            </w:r>
+          </w:p>
+        </w:tc>
+      </w:tr>
+      <w:tr>
+        <w:tc>
+          <w:tcPr>
+            <w:tcW w:type="dxa" w:w="2381"/>
+          </w:tcPr>
+          <w:p>
+            <w:r/>
+            <w:r>
+              <w:rPr>
+                <w:rFonts w:ascii="Calibri" w:hAnsi="Calibri" w:eastAsia="Calibri"/>
+                <w:b/>
+                <w:i w:val="0"/>
                 <w:sz w:val="20"/>
               </w:rPr>
               <w:t>Юридическая сила</w:t>
@@ -379,7 +865,7 @@
         </w:tc>
         <w:tc>
           <w:tcPr>
-            <w:tcW w:type="dxa" w:w="3175"/>
+            <w:tcW w:type="dxa" w:w="2381"/>
           </w:tcPr>
           <w:p>
             <w:r/>
@@ -387,6 +873,7 @@
               <w:rPr>
                 <w:rFonts w:ascii="Calibri" w:hAnsi="Calibri" w:eastAsia="Calibri"/>
                 <w:b w:val="0"/>
+                <w:i w:val="0"/>
                 <w:sz w:val="20"/>
               </w:rPr>
               <w:t>QES имеет силу собственноручной подписи (ст. 20 закона). Простая ЭП не отвергается только из‑за электронной формы, но для «подписи» в формальных процедурах суды требуют QES</w:t>
@@ -395,7 +882,7 @@
         </w:tc>
         <w:tc>
           <w:tcPr>
-            <w:tcW w:type="dxa" w:w="3175"/>
+            <w:tcW w:type="dxa" w:w="2381"/>
           </w:tcPr>
           <w:p>
             <w:r/>
@@ -403,17 +890,37 @@
               <w:rPr>
                 <w:rFonts w:ascii="Calibri" w:hAnsi="Calibri" w:eastAsia="Calibri"/>
                 <w:b w:val="0"/>
+                <w:i w:val="0"/>
                 <w:sz w:val="20"/>
               </w:rPr>
               <w:t>Эл. документ с ЭП признаётся при соблюдении вида подписи и закона/соглашения (63‑ФЗ)</w:t>
             </w:r>
           </w:p>
         </w:tc>
+        <w:tc>
+          <w:tcPr>
+            <w:tcW w:type="dxa" w:w="2381"/>
+          </w:tcPr>
+          <w:p>
+            <w:r/>
+            <w:hyperlink r:id="rId9">
+              <w:r>
+                <w:rPr>
+                  <w:color w:val="0563C1"/>
+                  <w:u w:val="single"/>
+                  <w:sz w:val="18"/>
+                  <w:rFonts w:ascii="Calibri" w:hAnsi="Calibri"/>
+                </w:rPr>
+                <w:t xml:space="preserve">Закон об электронном документе РС 94/2017 (Paragraf)</w:t>
+              </w:r>
+            </w:hyperlink>
+          </w:p>
+        </w:tc>
       </w:tr>
       <w:tr>
         <w:tc>
           <w:tcPr>
-            <w:tcW w:type="dxa" w:w="3175"/>
+            <w:tcW w:type="dxa" w:w="2381"/>
           </w:tcPr>
           <w:p>
             <w:r/>
@@ -421,6 +928,7 @@
               <w:rPr>
                 <w:rFonts w:ascii="Calibri" w:hAnsi="Calibri" w:eastAsia="Calibri"/>
                 <w:b/>
+                <w:i w:val="0"/>
                 <w:sz w:val="20"/>
               </w:rPr>
               <w:t>Модель подписи</w:t>
@@ -429,7 +937,7 @@
         </w:tc>
         <w:tc>
           <w:tcPr>
-            <w:tcW w:type="dxa" w:w="3175"/>
+            <w:tcW w:type="dxa" w:w="2381"/>
           </w:tcPr>
           <w:p>
             <w:r/>
@@ -437,6 +945,7 @@
               <w:rPr>
                 <w:rFonts w:ascii="Calibri" w:hAnsi="Calibri" w:eastAsia="Calibri"/>
                 <w:b w:val="0"/>
+                <w:i w:val="0"/>
                 <w:sz w:val="20"/>
               </w:rPr>
               <w:t>SES / AES / QES по модели eIDAS</w:t>
@@ -445,7 +954,7 @@
         </w:tc>
         <w:tc>
           <w:tcPr>
-            <w:tcW w:type="dxa" w:w="3175"/>
+            <w:tcW w:type="dxa" w:w="2381"/>
           </w:tcPr>
           <w:p>
             <w:r/>
@@ -453,17 +962,37 @@
               <w:rPr>
                 <w:rFonts w:ascii="Calibri" w:hAnsi="Calibri" w:eastAsia="Calibri"/>
                 <w:b w:val="0"/>
+                <w:i w:val="0"/>
                 <w:sz w:val="20"/>
               </w:rPr>
               <w:t>ПЭП / УНЭП / УКЭП</w:t>
             </w:r>
           </w:p>
         </w:tc>
+        <w:tc>
+          <w:tcPr>
+            <w:tcW w:type="dxa" w:w="2381"/>
+          </w:tcPr>
+          <w:p>
+            <w:r/>
+            <w:hyperlink r:id="rId12">
+              <w:r>
+                <w:rPr>
+                  <w:color w:val="0563C1"/>
+                  <w:u w:val="single"/>
+                  <w:sz w:val="18"/>
+                  <w:rFonts w:ascii="Calibri" w:hAnsi="Calibri"/>
+                </w:rPr>
+                <w:t xml:space="preserve">ФЗ от 06.04.2011 № 63‑ФЗ «Об электронной подписи»</w:t>
+              </w:r>
+            </w:hyperlink>
+          </w:p>
+        </w:tc>
       </w:tr>
       <w:tr>
         <w:tc>
           <w:tcPr>
-            <w:tcW w:type="dxa" w:w="3175"/>
+            <w:tcW w:type="dxa" w:w="2381"/>
           </w:tcPr>
           <w:p>
             <w:r/>
@@ -471,6 +1000,7 @@
               <w:rPr>
                 <w:rFonts w:ascii="Calibri" w:hAnsi="Calibri" w:eastAsia="Calibri"/>
                 <w:b/>
+                <w:i w:val="0"/>
                 <w:sz w:val="20"/>
               </w:rPr>
               <w:t>Инфраструктура доверия</w:t>
@@ -479,7 +1009,7 @@
         </w:tc>
         <w:tc>
           <w:tcPr>
-            <w:tcW w:type="dxa" w:w="3175"/>
+            <w:tcW w:type="dxa" w:w="2381"/>
           </w:tcPr>
           <w:p>
             <w:r/>
@@ -487,6 +1017,7 @@
               <w:rPr>
                 <w:rFonts w:ascii="Calibri" w:hAnsi="Calibri" w:eastAsia="Calibri"/>
                 <w:b w:val="0"/>
+                <w:i w:val="0"/>
                 <w:sz w:val="20"/>
               </w:rPr>
               <w:t>Квалифицированные удостоверяющие сервисы; для суда — QES + правильный адрес подачи</w:t>
@@ -495,7 +1026,7 @@
         </w:tc>
         <w:tc>
           <w:tcPr>
-            <w:tcW w:type="dxa" w:w="3175"/>
+            <w:tcW w:type="dxa" w:w="2381"/>
           </w:tcPr>
           <w:p>
             <w:r/>
@@ -503,17 +1034,37 @@
               <w:rPr>
                 <w:rFonts w:ascii="Calibri" w:hAnsi="Calibri" w:eastAsia="Calibri"/>
                 <w:b w:val="0"/>
+                <w:i w:val="0"/>
                 <w:sz w:val="20"/>
               </w:rPr>
               <w:t>Аккредитованные УЦ, операторы ЭДО, УЦ ФНС</w:t>
             </w:r>
           </w:p>
         </w:tc>
+        <w:tc>
+          <w:tcPr>
+            <w:tcW w:type="dxa" w:w="2381"/>
+          </w:tcPr>
+          <w:p>
+            <w:r/>
+            <w:hyperlink r:id="rId9">
+              <w:r>
+                <w:rPr>
+                  <w:color w:val="0563C1"/>
+                  <w:u w:val="single"/>
+                  <w:sz w:val="18"/>
+                  <w:rFonts w:ascii="Calibri" w:hAnsi="Calibri"/>
+                </w:rPr>
+                <w:t xml:space="preserve">Закон об электронном документе РС 94/2017 (Paragraf)</w:t>
+              </w:r>
+            </w:hyperlink>
+          </w:p>
+        </w:tc>
       </w:tr>
       <w:tr>
         <w:tc>
           <w:tcPr>
-            <w:tcW w:type="dxa" w:w="3175"/>
+            <w:tcW w:type="dxa" w:w="2381"/>
           </w:tcPr>
           <w:p>
             <w:r/>
@@ -521,6 +1072,7 @@
               <w:rPr>
                 <w:rFonts w:ascii="Calibri" w:hAnsi="Calibri" w:eastAsia="Calibri"/>
                 <w:b/>
+                <w:i w:val="0"/>
                 <w:sz w:val="20"/>
               </w:rPr>
               <w:t>Трансграничность</w:t>
@@ -529,7 +1081,7 @@
         </w:tc>
         <w:tc>
           <w:tcPr>
-            <w:tcW w:type="dxa" w:w="3175"/>
+            <w:tcW w:type="dxa" w:w="2381"/>
           </w:tcPr>
           <w:p>
             <w:r/>
@@ -537,6 +1089,7 @@
               <w:rPr>
                 <w:rFonts w:ascii="Calibri" w:hAnsi="Calibri" w:eastAsia="Calibri"/>
                 <w:b w:val="0"/>
+                <w:i w:val="0"/>
                 <w:sz w:val="20"/>
               </w:rPr>
               <w:t>Выравнивание с eIDAS; автоматического взаимного признания с ЕС как у государств‑членов нет</w:t>
@@ -545,7 +1098,7 @@
         </w:tc>
         <w:tc>
           <w:tcPr>
-            <w:tcW w:type="dxa" w:w="3175"/>
+            <w:tcW w:type="dxa" w:w="2381"/>
           </w:tcPr>
           <w:p>
             <w:r/>
@@ -553,10 +1106,30 @@
               <w:rPr>
                 <w:rFonts w:ascii="Calibri" w:hAnsi="Calibri" w:eastAsia="Calibri"/>
                 <w:b w:val="0"/>
+                <w:i w:val="0"/>
                 <w:sz w:val="20"/>
               </w:rPr>
               <w:t>Ст. 7 63‑ФЗ, договоры, ДТС ЕАЭС; 315‑ФЗ — УКЭП международных организаций</w:t>
             </w:r>
+          </w:p>
+        </w:tc>
+        <w:tc>
+          <w:tcPr>
+            <w:tcW w:type="dxa" w:w="2381"/>
+          </w:tcPr>
+          <w:p>
+            <w:r/>
+            <w:hyperlink r:id="rId12">
+              <w:r>
+                <w:rPr>
+                  <w:color w:val="0563C1"/>
+                  <w:u w:val="single"/>
+                  <w:sz w:val="18"/>
+                  <w:rFonts w:ascii="Calibri" w:hAnsi="Calibri"/>
+                </w:rPr>
+                <w:t xml:space="preserve">Ст. 7 63‑ФЗ — признание иностранных электронных подписей</w:t>
+              </w:r>
+            </w:hyperlink>
           </w:p>
         </w:tc>
       </w:tr>
@@ -570,6 +1143,7 @@
         <w:rPr>
           <w:rFonts w:ascii="Calibri" w:hAnsi="Calibri" w:eastAsia="Calibri"/>
           <w:b w:val="0"/>
+          <w:i w:val="0"/>
           <w:sz w:val="24"/>
         </w:rPr>
         <w:t>Сходство с РФ: квалифицированная подпись как замена собственноручной; суды чувствительны к виду ЭП.</w:t>
@@ -583,6 +1157,7 @@
         <w:rPr>
           <w:rFonts w:ascii="Calibri" w:hAnsi="Calibri" w:eastAsia="Calibri"/>
           <w:b w:val="0"/>
+          <w:i w:val="0"/>
           <w:sz w:val="24"/>
         </w:rPr>
         <w:t>Отличие: в РФ КЭДО специально урегулирован ст. 22.1–22.3 ТК; в Сербии трудового ЭДО‑режима почти нет.</w:t>
@@ -596,10 +1171,121 @@
         <w:rPr>
           <w:rFonts w:ascii="Calibri" w:hAnsi="Calibri" w:eastAsia="Calibri"/>
           <w:b w:val="0"/>
+          <w:i w:val="0"/>
           <w:sz w:val="24"/>
         </w:rPr>
         <w:t>Отличие: сербские суды для процессуальных документов требуют именно QES — жёстче, чем свободная оценка pantallazos в Испании.</w:t>
       </w:r>
+    </w:p>
+    <w:p>
+      <w:pPr>
+        <w:spacing w:before="0" w:after="200"/>
+      </w:pPr>
+      <w:r>
+        <w:rPr>
+          <w:rFonts w:ascii="Calibri" w:hAnsi="Calibri" w:eastAsia="Calibri"/>
+          <w:b w:val="0"/>
+          <w:i/>
+          <w:color w:val="535353"/>
+          <w:sz w:val="18"/>
+        </w:rPr>
+        <w:t xml:space="preserve">Проверить: </w:t>
+      </w:r>
+      <w:hyperlink r:id="rId9">
+        <w:r>
+          <w:rPr>
+            <w:color w:val="0563C1"/>
+            <w:u w:val="single"/>
+            <w:sz w:val="18"/>
+            <w:rFonts w:ascii="Calibri" w:hAnsi="Calibri"/>
+          </w:rPr>
+          <w:t xml:space="preserve">Закон об электронном документе РС 94/2017 (Paragraf)</w:t>
+        </w:r>
+      </w:hyperlink>
+      <w:r>
+        <w:rPr>
+          <w:rFonts w:ascii="Calibri" w:hAnsi="Calibri" w:eastAsia="Calibri"/>
+          <w:b w:val="0"/>
+          <w:i w:val="0"/>
+          <w:color w:val="535353"/>
+          <w:sz w:val="18"/>
+        </w:rPr>
+        <w:t xml:space="preserve">  ·  </w:t>
+      </w:r>
+      <w:hyperlink r:id="rId10">
+        <w:r>
+          <w:rPr>
+            <w:color w:val="0563C1"/>
+            <w:u w:val="single"/>
+            <w:sz w:val="18"/>
+            <w:rFonts w:ascii="Calibri" w:hAnsi="Calibri"/>
+          </w:rPr>
+          <w:t xml:space="preserve">Подача жалобы e‑mail / QES, Конституционный суд, XI.2023 (обзор PR Legal)</w:t>
+        </w:r>
+      </w:hyperlink>
+      <w:r>
+        <w:rPr>
+          <w:rFonts w:ascii="Calibri" w:hAnsi="Calibri" w:eastAsia="Calibri"/>
+          <w:b w:val="0"/>
+          <w:i w:val="0"/>
+          <w:color w:val="535353"/>
+          <w:sz w:val="18"/>
+        </w:rPr>
+        <w:t xml:space="preserve">  ·  </w:t>
+      </w:r>
+      <w:hyperlink r:id="rId11">
+        <w:r>
+          <w:rPr>
+            <w:color w:val="0563C1"/>
+            <w:u w:val="single"/>
+            <w:sz w:val="18"/>
+            <w:rFonts w:ascii="Calibri" w:hAnsi="Calibri"/>
+          </w:rPr>
+          <w:t xml:space="preserve">Высший суд Ниша: приём электронных подач, QES</w:t>
+        </w:r>
+      </w:hyperlink>
+      <w:r>
+        <w:rPr>
+          <w:rFonts w:ascii="Calibri" w:hAnsi="Calibri" w:eastAsia="Calibri"/>
+          <w:b w:val="0"/>
+          <w:i w:val="0"/>
+          <w:color w:val="535353"/>
+          <w:sz w:val="18"/>
+        </w:rPr>
+        <w:t xml:space="preserve">  ·  </w:t>
+      </w:r>
+      <w:hyperlink r:id="rId12">
+        <w:r>
+          <w:rPr>
+            <w:color w:val="0563C1"/>
+            <w:u w:val="single"/>
+            <w:sz w:val="18"/>
+            <w:rFonts w:ascii="Calibri" w:hAnsi="Calibri"/>
+          </w:rPr>
+          <w:t xml:space="preserve">ФЗ от 06.04.2011 № 63‑ФЗ «Об электронной подписи»</w:t>
+        </w:r>
+      </w:hyperlink>
+      <w:r>
+        <w:rPr>
+          <w:rFonts w:ascii="Calibri" w:hAnsi="Calibri" w:eastAsia="Calibri"/>
+          <w:b w:val="0"/>
+          <w:i w:val="0"/>
+          <w:color w:val="535353"/>
+          <w:sz w:val="18"/>
+        </w:rPr>
+        <w:t xml:space="preserve">  ·  </w:t>
+      </w:r>
+      <w:hyperlink r:id="rId13">
+        <w:r>
+          <w:rPr>
+            <w:color w:val="0563C1"/>
+            <w:u w:val="single"/>
+            <w:sz w:val="18"/>
+            <w:rFonts w:ascii="Calibri" w:hAnsi="Calibri"/>
+          </w:rPr>
+          <w:t xml:space="preserve">ТК РФ, ст. 22.1–22.3 (кадровый ЭДО)</w:t>
+        </w:r>
+      </w:hyperlink>
     </w:p>
     <w:p>
       <w:pPr>
@@ -617,10 +1303,100 @@
         <w:rPr>
           <w:rFonts w:ascii="Calibri" w:hAnsi="Calibri" w:eastAsia="Calibri"/>
           <w:b w:val="0"/>
+          <w:i w:val="0"/>
           <w:sz w:val="24"/>
         </w:rPr>
         <w:t>Явно прописать канал подачи и вид ЭП (как ст. 157а Судског пословника) — иначе «электронно отправили, срок пропущен».</w:t>
       </w:r>
+    </w:p>
+    <w:p>
+      <w:pPr>
+        <w:spacing w:before="0" w:after="200"/>
+      </w:pPr>
+      <w:r>
+        <w:rPr>
+          <w:rFonts w:ascii="Calibri" w:hAnsi="Calibri" w:eastAsia="Calibri"/>
+          <w:b w:val="0"/>
+          <w:i/>
+          <w:color w:val="535353"/>
+          <w:sz w:val="18"/>
+        </w:rPr>
+        <w:t xml:space="preserve">Проверить: </w:t>
+      </w:r>
+      <w:hyperlink r:id="rId9">
+        <w:r>
+          <w:rPr>
+            <w:color w:val="0563C1"/>
+            <w:u w:val="single"/>
+            <w:sz w:val="18"/>
+            <w:rFonts w:ascii="Calibri" w:hAnsi="Calibri"/>
+          </w:rPr>
+          <w:t xml:space="preserve">Закон об электронном документе РС 94/2017 (Paragraf)</w:t>
+        </w:r>
+      </w:hyperlink>
+      <w:r>
+        <w:rPr>
+          <w:rFonts w:ascii="Calibri" w:hAnsi="Calibri" w:eastAsia="Calibri"/>
+          <w:b w:val="0"/>
+          <w:i w:val="0"/>
+          <w:color w:val="535353"/>
+          <w:sz w:val="18"/>
+        </w:rPr>
+        <w:t xml:space="preserve">  ·  </w:t>
+      </w:r>
+      <w:hyperlink r:id="rId10">
+        <w:r>
+          <w:rPr>
+            <w:color w:val="0563C1"/>
+            <w:u w:val="single"/>
+            <w:sz w:val="18"/>
+            <w:rFonts w:ascii="Calibri" w:hAnsi="Calibri"/>
+          </w:rPr>
+          <w:t xml:space="preserve">Подача жалобы e‑mail / QES, Конституционный суд, XI.2023 (обзор PR Legal)</w:t>
+        </w:r>
+      </w:hyperlink>
+      <w:r>
+        <w:rPr>
+          <w:rFonts w:ascii="Calibri" w:hAnsi="Calibri" w:eastAsia="Calibri"/>
+          <w:b w:val="0"/>
+          <w:i w:val="0"/>
+          <w:color w:val="535353"/>
+          <w:sz w:val="18"/>
+        </w:rPr>
+        <w:t xml:space="preserve">  ·  </w:t>
+      </w:r>
+      <w:hyperlink r:id="rId11">
+        <w:r>
+          <w:rPr>
+            <w:color w:val="0563C1"/>
+            <w:u w:val="single"/>
+            <w:sz w:val="18"/>
+            <w:rFonts w:ascii="Calibri" w:hAnsi="Calibri"/>
+          </w:rPr>
+          <w:t xml:space="preserve">Высший суд Ниша: приём электронных подач, QES</w:t>
+        </w:r>
+      </w:hyperlink>
+      <w:r>
+        <w:rPr>
+          <w:rFonts w:ascii="Calibri" w:hAnsi="Calibri" w:eastAsia="Calibri"/>
+          <w:b w:val="0"/>
+          <w:i w:val="0"/>
+          <w:color w:val="535353"/>
+          <w:sz w:val="18"/>
+        </w:rPr>
+        <w:t xml:space="preserve">  ·  </w:t>
+      </w:r>
+      <w:hyperlink r:id="rId13">
+        <w:r>
+          <w:rPr>
+            <w:color w:val="0563C1"/>
+            <w:u w:val="single"/>
+            <w:sz w:val="18"/>
+            <w:rFonts w:ascii="Calibri" w:hAnsi="Calibri"/>
+          </w:rPr>
+          <w:t xml:space="preserve">ТК РФ, ст. 22.1–22.3 (кадровый ЭДО)</w:t>
+        </w:r>
+      </w:hyperlink>
     </w:p>
     <w:p>
       <w:pPr>
@@ -638,10 +1414,79 @@
         <w:rPr>
           <w:rFonts w:ascii="Calibri" w:hAnsi="Calibri" w:eastAsia="Calibri"/>
           <w:b w:val="0"/>
+          <w:i w:val="0"/>
           <w:sz w:val="24"/>
         </w:rPr>
         <w:t>Не переносить процессуальный формализм QES на все журналы ОТ: Сербия сама для большинства форм ОТ разрешила электронику, но оставила бумагу для учёта обученных (Form 6).</w:t>
       </w:r>
+    </w:p>
+    <w:p>
+      <w:pPr>
+        <w:spacing w:before="0" w:after="200"/>
+      </w:pPr>
+      <w:r>
+        <w:rPr>
+          <w:rFonts w:ascii="Calibri" w:hAnsi="Calibri" w:eastAsia="Calibri"/>
+          <w:b w:val="0"/>
+          <w:i/>
+          <w:color w:val="535353"/>
+          <w:sz w:val="18"/>
+        </w:rPr>
+        <w:t xml:space="preserve">Проверить: </w:t>
+      </w:r>
+      <w:hyperlink r:id="rId9">
+        <w:r>
+          <w:rPr>
+            <w:color w:val="0563C1"/>
+            <w:u w:val="single"/>
+            <w:sz w:val="18"/>
+            <w:rFonts w:ascii="Calibri" w:hAnsi="Calibri"/>
+          </w:rPr>
+          <w:t xml:space="preserve">Закон об электронном документе РС 94/2017 (Paragraf)</w:t>
+        </w:r>
+      </w:hyperlink>
+      <w:r>
+        <w:rPr>
+          <w:rFonts w:ascii="Calibri" w:hAnsi="Calibri" w:eastAsia="Calibri"/>
+          <w:b w:val="0"/>
+          <w:i w:val="0"/>
+          <w:color w:val="535353"/>
+          <w:sz w:val="18"/>
+        </w:rPr>
+        <w:t xml:space="preserve">  ·  </w:t>
+      </w:r>
+      <w:hyperlink r:id="rId10">
+        <w:r>
+          <w:rPr>
+            <w:color w:val="0563C1"/>
+            <w:u w:val="single"/>
+            <w:sz w:val="18"/>
+            <w:rFonts w:ascii="Calibri" w:hAnsi="Calibri"/>
+          </w:rPr>
+          <w:t xml:space="preserve">Подача жалобы e‑mail / QES, Конституционный суд, XI.2023 (обзор PR Legal)</w:t>
+        </w:r>
+      </w:hyperlink>
+      <w:r>
+        <w:rPr>
+          <w:rFonts w:ascii="Calibri" w:hAnsi="Calibri" w:eastAsia="Calibri"/>
+          <w:b w:val="0"/>
+          <w:i w:val="0"/>
+          <w:color w:val="535353"/>
+          <w:sz w:val="18"/>
+        </w:rPr>
+        <w:t xml:space="preserve">  ·  </w:t>
+      </w:r>
+      <w:hyperlink r:id="rId11">
+        <w:r>
+          <w:rPr>
+            <w:color w:val="0563C1"/>
+            <w:u w:val="single"/>
+            <w:sz w:val="18"/>
+            <w:rFonts w:ascii="Calibri" w:hAnsi="Calibri"/>
+          </w:rPr>
+          <w:t xml:space="preserve">Высший суд Ниша: приём электронных подач, QES</w:t>
+        </w:r>
+      </w:hyperlink>
     </w:p>
     <w:p>
       <w:pPr>
@@ -659,11 +1504,37 @@
         <w:rPr>
           <w:rFonts w:ascii="Calibri" w:hAnsi="Calibri" w:eastAsia="Calibri"/>
           <w:b w:val="0"/>
+          <w:i w:val="0"/>
+          <w:sz w:val="22"/>
+        </w:rPr>
+        <w:t xml:space="preserve">Закон об электронном документе РС 94/2017 (Paragraf): </w:t>
+      </w:r>
+      <w:hyperlink r:id="rId9">
+        <w:r>
+          <w:rPr>
+            <w:color w:val="0563C1"/>
+            <w:u w:val="single"/>
+            <w:sz w:val="22"/>
+            <w:rFonts w:ascii="Calibri" w:hAnsi="Calibri"/>
+          </w:rPr>
+          <w:t xml:space="preserve">https://www.paragraf.rs/propisi/zakon_o_elektronskom_dokumentu_elektronskoj_identifikaciji_i_uslugama_od_poverenja_u_elektronskom_poslovanju.html</w:t>
+        </w:r>
+      </w:hyperlink>
+    </w:p>
+    <w:p>
+      <w:pPr>
+        <w:pStyle w:val="ListBullet"/>
+      </w:pPr>
+      <w:r>
+        <w:rPr>
+          <w:rFonts w:ascii="Calibri" w:hAnsi="Calibri" w:eastAsia="Calibri"/>
+          <w:b w:val="0"/>
+          <w:i w:val="0"/>
           <w:sz w:val="22"/>
         </w:rPr>
         <w:t xml:space="preserve">Подача жалобы e‑mail / QES, Конституционный суд, XI.2023 (обзор PR Legal): </w:t>
       </w:r>
-      <w:hyperlink r:id="rId12">
+      <w:hyperlink r:id="rId10">
         <w:r>
           <w:rPr>
             <w:color w:val="0563C1"/>
@@ -683,11 +1554,12 @@
         <w:rPr>
           <w:rFonts w:ascii="Calibri" w:hAnsi="Calibri" w:eastAsia="Calibri"/>
           <w:b w:val="0"/>
+          <w:i w:val="0"/>
           <w:sz w:val="22"/>
         </w:rPr>
         <w:t xml:space="preserve">Высший суд Ниша: приём электронных подач, QES: </w:t>
       </w:r>
-      <w:hyperlink r:id="rId13">
+      <w:hyperlink r:id="rId11">
         <w:r>
           <w:rPr>
             <w:color w:val="0563C1"/>
